--- a/cinderella/legal/out-2026-10-07/Ankur_Jain_Strategic_Adviser_Agreement.docx
+++ b/cinderella/legal/out-2026-10-07/Ankur_Jain_Strategic_Adviser_Agreement.docx
@@ -130,6 +130,31 @@
           <w:b/>
         </w:rPr>
         <w:t>2. COMPENSATION — EQUITY ONLY; NO CASH 2.1 Role Equity — 4%, fully vested. The Company will grant Adviser restricted Class A Common Stock equal to four percent (4%) of the Company (the “Role Shares”), measured and adjusted per Sections 2.4 and 2.5, which shall be fully vested as of the Effective Date and not subject to any repurchase option for unvested shares. The Role Shares compensate the advisory role and are not contingent on any financing.</w:t>
+      </w:r>
+    </w:p>
+    <w:p>
+      <w:r>
+        <w:rPr>
+          <w:b/>
+        </w:rPr>
+        <w:t>2.2 Distribution Milestone Equity — up to 5%.</w:t>
+      </w:r>
+      <w:r>
+        <w:t xml:space="preserve"> The Company will additionally grant restricted Class A Common Stock upon achievement, during OBA-approved activity, of the milestones below with respect to a Qualifying Platform. A “Qualifying Platform” means Netflix, Apple, Amazon Prime Video, HBO/Max (Warner Bros. Discovery), Disney/Hulu/ESPN (The Walt Disney Company), Paramount, NBCUniversal/Peacock, or another comparable major streaming or distribution platform approved by the Board, in each case where the relationship is directly attributable to Adviser’s introduction.</w:t>
+      </w:r>
+    </w:p>
+    <w:p>
+      <w:pPr>
+        <w:ind w:left="432"/>
+      </w:pPr>
+      <w:r>
+        <w:rPr>
+          <w:b/>
+        </w:rPr>
+        <w:t>(a) Platform tiers.</w:t>
+      </w:r>
+      <w:r>
+        <w:t xml:space="preserve"> The milestone equity available with respect to each Qualifying Platform, by tranche, is set forth below. The “Total” column is the maximum earnable with respect to that platform; the tranche columns correspond to clauses (i), (ii) and (iii) of Section 2.2(b).</w:t>
       </w:r>
     </w:p>
     <w:tbl>
